--- a/Dwarves War/НЕДОдиздок.docx
+++ b/Dwarves War/НЕДОдиздок.docx
@@ -1,12 +1,199 @@
 
 <file path=word/document.xml><?xml version="1.0" encoding="utf-8"?>
-<w:document xmlns:wpc="http://schemas.microsoft.com/office/word/2010/wordprocessingCanvas" xmlns:cx="http://schemas.microsoft.com/office/drawing/2014/chartex" xmlns:cx1="http://schemas.microsoft.com/office/drawing/2015/9/8/chartex" xmlns:cx2="http://schemas.microsoft.com/office/drawing/2015/10/21/chartex" xmlns:cx3="http://schemas.microsoft.com/office/drawing/2016/5/9/chartex" xmlns:cx4="http://schemas.microsoft.com/office/drawing/2016/5/10/chartex" xmlns:cx5="http://schemas.microsoft.com/office/drawing/2016/5/11/chartex" xmlns:cx6="http://schemas.microsoft.com/office/drawing/2016/5/12/chartex" xmlns:cx7="http://schemas.microsoft.com/office/drawing/2016/5/13/chartex" xmlns:cx8="http://schemas.microsoft.com/office/drawing/2016/5/14/chartex" xmlns:mc="http://schemas.openxmlformats.org/markup-compatibility/2006" xmlns:aink="http://schemas.microsoft.com/office/drawing/2016/ink" xmlns:am3d="http://schemas.microsoft.com/office/drawing/2017/model3d" xmlns:o="urn:schemas-microsoft-com:office:office" xmlns:oel="http://schemas.microsoft.com/office/2019/extlst" xmlns:r="http://schemas.openxmlformats.org/officeDocument/2006/relationships" xmlns:m="http://schemas.openxmlformats.org/officeDocument/2006/math" xmlns:v="urn:schemas-microsoft-com:vml" xmlns:wp14="http://schemas.microsoft.com/office/word/2010/wordprocessingDrawing" xmlns:wp="http://schemas.openxmlformats.org/drawingml/2006/wordprocessingDrawing" xmlns:w10="urn:schemas-microsoft-com:office:word" xmlns:w="http://schemas.openxmlformats.org/wordprocessingml/2006/main" xmlns:w14="http://schemas.microsoft.com/office/word/2010/wordml" xmlns:w15="http://schemas.microsoft.com/office/word/2012/wordml" xmlns:w16cex="http://schemas.microsoft.com/office/word/2018/wordml/cex" xmlns:w16cid="http://schemas.microsoft.com/office/word/2016/wordml/cid" xmlns:w16="http://schemas.microsoft.com/office/word/2018/wordml" xmlns:w16sdtdh="http://schemas.microsoft.com/office/word/2020/wordml/sdtdatahash" xmlns:w16se="http://schemas.microsoft.com/office/word/2015/wordml/symex" xmlns:wpg="http://schemas.microsoft.com/office/word/2010/wordprocessingGroup" xmlns:wpi="http://schemas.microsoft.com/office/word/2010/wordprocessingInk" xmlns:wne="http://schemas.microsoft.com/office/word/2006/wordml" xmlns:wps="http://schemas.microsoft.com/office/word/2010/wordprocessingShape" mc:Ignorable="w14 w15 w16se w16cid w16 w16cex w16sdtdh wp14">
+<w:document xmlns:wpc="http://schemas.microsoft.com/office/word/2010/wordprocessingCanvas" xmlns:cx="http://schemas.microsoft.com/office/drawing/2014/chartex" xmlns:cx1="http://schemas.microsoft.com/office/drawing/2015/9/8/chartex" xmlns:cx2="http://schemas.microsoft.com/office/drawing/2015/10/21/chartex" xmlns:cx3="http://schemas.microsoft.com/office/drawing/2016/5/9/chartex" xmlns:cx4="http://schemas.microsoft.com/office/drawing/2016/5/10/chartex" xmlns:cx5="http://schemas.microsoft.com/office/drawing/2016/5/11/chartex" xmlns:cx6="http://schemas.microsoft.com/office/drawing/2016/5/12/chartex" xmlns:cx7="http://schemas.microsoft.com/office/drawing/2016/5/13/chartex" xmlns:cx8="http://schemas.microsoft.com/office/drawing/2016/5/14/chartex" xmlns:mc="http://schemas.openxmlformats.org/markup-compatibility/2006" xmlns:aink="http://schemas.microsoft.com/office/drawing/2016/ink" xmlns:am3d="http://schemas.microsoft.com/office/drawing/2017/model3d" xmlns:o="urn:schemas-microsoft-com:office:office" xmlns:r="http://schemas.openxmlformats.org/officeDocument/2006/relationships" xmlns:m="http://schemas.openxmlformats.org/officeDocument/2006/math" xmlns:v="urn:schemas-microsoft-com:vml" xmlns:wp14="http://schemas.microsoft.com/office/word/2010/wordprocessingDrawing" xmlns:wp="http://schemas.openxmlformats.org/drawingml/2006/wordprocessingDrawing" xmlns:w10="urn:schemas-microsoft-com:office:word" xmlns:w="http://schemas.openxmlformats.org/wordprocessingml/2006/main" xmlns:w14="http://schemas.microsoft.com/office/word/2010/wordml" xmlns:w15="http://schemas.microsoft.com/office/word/2012/wordml" xmlns:w16cex="http://schemas.microsoft.com/office/word/2018/wordml/cex" xmlns:w16cid="http://schemas.microsoft.com/office/word/2016/wordml/cid" xmlns:w16="http://schemas.microsoft.com/office/word/2018/wordml" xmlns:w16sdtdh="http://schemas.microsoft.com/office/word/2020/wordml/sdtdatahash" xmlns:w16se="http://schemas.microsoft.com/office/word/2015/wordml/symex" xmlns:wpg="http://schemas.microsoft.com/office/word/2010/wordprocessingGroup" xmlns:wpi="http://schemas.microsoft.com/office/word/2010/wordprocessingInk" xmlns:wne="http://schemas.microsoft.com/office/word/2006/wordml" xmlns:wps="http://schemas.microsoft.com/office/word/2010/wordprocessingShape" mc:Ignorable="w14 w15 w16se w16cid w16 w16cex w16sdtdh wp14">
   <w:body>
     <w:p>
       <w:pPr>
-        <w:pStyle w:val="a7"/>
+        <w:ind w:left="360" w:hanging="360"/>
+      </w:pPr>
+    </w:p>
+    <w:p>
+      <w:pPr>
+        <w:rPr>
+          <w:rFonts w:ascii="Times New Roman" w:hAnsi="Times New Roman" w:cs="Times New Roman"/>
+          <w:sz w:val="28"/>
+          <w:szCs w:val="28"/>
+          <w:lang w:val="en-US"/>
+        </w:rPr>
+      </w:pPr>
+      <w:r>
+        <w:rPr>
+          <w:rFonts w:ascii="Times New Roman" w:hAnsi="Times New Roman" w:cs="Times New Roman"/>
+          <w:sz w:val="28"/>
+          <w:szCs w:val="28"/>
+        </w:rPr>
+        <w:t>Маркеры</w:t>
+      </w:r>
+    </w:p>
+    <w:p>
+      <w:pPr>
+        <w:pStyle w:val="a9"/>
         <w:numPr>
           <w:ilvl w:val="0"/>
+          <w:numId w:val="3"/>
+        </w:numPr>
+        <w:rPr>
+          <w:rFonts w:ascii="Times New Roman" w:hAnsi="Times New Roman" w:cs="Times New Roman"/>
+          <w:sz w:val="28"/>
+          <w:szCs w:val="28"/>
+          <w:lang w:val="uk-UA"/>
+        </w:rPr>
+      </w:pPr>
+      <w:r>
+        <w:rPr>
+          <w:rFonts w:ascii="Times New Roman" w:hAnsi="Times New Roman" w:cs="Times New Roman"/>
+          <w:sz w:val="28"/>
+          <w:szCs w:val="28"/>
+          <w:lang w:val="uk-UA"/>
+        </w:rPr>
+        <w:t>Введено в игру</w:t>
+      </w:r>
+      <w:r>
+        <w:rPr>
+          <w:rFonts w:ascii="Times New Roman" w:hAnsi="Times New Roman" w:cs="Times New Roman"/>
+          <w:sz w:val="28"/>
+          <w:szCs w:val="28"/>
+          <w:lang w:val="en-US"/>
+        </w:rPr>
+        <w:t xml:space="preserve"> –</w:t>
+      </w:r>
+      <w:r>
+        <w:rPr>
+          <w:rFonts w:ascii="Times New Roman" w:hAnsi="Times New Roman" w:cs="Times New Roman"/>
+          <w:sz w:val="28"/>
+          <w:szCs w:val="28"/>
+          <w:lang w:val="uk-UA"/>
+        </w:rPr>
+        <w:t xml:space="preserve"> </w:t>
+      </w:r>
+      <w:r>
+        <w:rPr>
+          <w:rFonts w:ascii="Segoe UI Emoji" w:hAnsi="Segoe UI Emoji" w:cs="Segoe UI Emoji"/>
+          <w:sz w:val="28"/>
+          <w:szCs w:val="28"/>
+        </w:rPr>
+        <w:t>🟩</w:t>
+      </w:r>
+    </w:p>
+    <w:p>
+      <w:pPr>
+        <w:pStyle w:val="a9"/>
+        <w:numPr>
+          <w:ilvl w:val="0"/>
+          <w:numId w:val="3"/>
+        </w:numPr>
+        <w:rPr>
+          <w:rFonts w:ascii="Times New Roman" w:hAnsi="Times New Roman" w:cs="Times New Roman"/>
+          <w:sz w:val="28"/>
+          <w:szCs w:val="28"/>
+          <w:lang w:val="uk-UA"/>
+        </w:rPr>
+      </w:pPr>
+      <w:r>
+        <w:rPr>
+          <w:rFonts w:ascii="Times New Roman" w:hAnsi="Times New Roman" w:cs="Times New Roman"/>
+          <w:sz w:val="28"/>
+          <w:szCs w:val="28"/>
+        </w:rPr>
+        <w:t>Первым делом нужно</w:t>
+      </w:r>
+      <w:r>
+        <w:rPr>
+          <w:rFonts w:ascii="Times New Roman" w:hAnsi="Times New Roman" w:cs="Times New Roman"/>
+          <w:sz w:val="28"/>
+          <w:szCs w:val="28"/>
+        </w:rPr>
+        <w:t xml:space="preserve"> ввести в игру – </w:t>
+      </w:r>
+      <w:r>
+        <w:rPr>
+          <w:rFonts w:ascii="Segoe UI Emoji" w:hAnsi="Segoe UI Emoji" w:cs="Segoe UI Emoji"/>
+          <w:sz w:val="28"/>
+          <w:szCs w:val="28"/>
+        </w:rPr>
+        <w:t>🟨</w:t>
+      </w:r>
+    </w:p>
+    <w:p>
+      <w:pPr>
+        <w:pStyle w:val="a9"/>
+        <w:numPr>
+          <w:ilvl w:val="0"/>
+          <w:numId w:val="3"/>
+        </w:numPr>
+        <w:rPr>
+          <w:rFonts w:ascii="Times New Roman" w:hAnsi="Times New Roman" w:cs="Times New Roman"/>
+          <w:sz w:val="28"/>
+          <w:szCs w:val="28"/>
+          <w:lang w:val="uk-UA"/>
+        </w:rPr>
+      </w:pPr>
+      <w:r>
+        <w:rPr>
+          <w:rFonts w:ascii="Times New Roman" w:hAnsi="Times New Roman" w:cs="Times New Roman"/>
+          <w:sz w:val="28"/>
+          <w:szCs w:val="28"/>
+        </w:rPr>
+        <w:t xml:space="preserve">Планируется ввести в игру – </w:t>
+      </w:r>
+      <w:r>
+        <w:rPr>
+          <w:rStyle w:val="HTML"/>
+          <w:rFonts w:ascii="Segoe UI Emoji" w:eastAsiaTheme="majorEastAsia" w:hAnsi="Segoe UI Emoji" w:cs="Segoe UI Emoji"/>
+          <w:sz w:val="28"/>
+          <w:szCs w:val="28"/>
+        </w:rPr>
+        <w:t>🟦</w:t>
+      </w:r>
+    </w:p>
+    <w:p>
+      <w:pPr>
+        <w:pStyle w:val="a9"/>
+        <w:numPr>
+          <w:ilvl w:val="0"/>
+          <w:numId w:val="3"/>
+        </w:numPr>
+        <w:rPr>
+          <w:rFonts w:ascii="Times New Roman" w:hAnsi="Times New Roman" w:cs="Times New Roman"/>
+          <w:sz w:val="28"/>
+          <w:szCs w:val="28"/>
+          <w:lang w:val="uk-UA"/>
+        </w:rPr>
+      </w:pPr>
+      <w:r>
+        <w:rPr>
+          <w:rFonts w:ascii="Times New Roman" w:hAnsi="Times New Roman" w:cs="Times New Roman"/>
+          <w:sz w:val="28"/>
+          <w:szCs w:val="28"/>
+        </w:rPr>
+        <w:t xml:space="preserve">Пока не планируется – </w:t>
+      </w:r>
+      <w:r>
+        <w:rPr>
+          <w:rFonts w:ascii="Segoe UI Emoji" w:hAnsi="Segoe UI Emoji" w:cs="Segoe UI Emoji"/>
+          <w:sz w:val="28"/>
+          <w:szCs w:val="28"/>
+        </w:rPr>
+        <w:t>🟥</w:t>
+      </w:r>
+    </w:p>
+    <w:p>
+      <w:pPr>
+        <w:pStyle w:val="a9"/>
+        <w:ind w:left="360"/>
+        <w:rPr>
+          <w:rFonts w:ascii="Times New Roman" w:hAnsi="Times New Roman" w:cs="Times New Roman"/>
+          <w:sz w:val="28"/>
+          <w:szCs w:val="28"/>
+          <w:lang w:val="en-US"/>
+        </w:rPr>
+      </w:pPr>
+    </w:p>
+    <w:p>
+      <w:pPr>
+        <w:pStyle w:val="a9"/>
+        <w:numPr>
+          <w:ilvl w:val="0"/>
           <w:numId w:val="1"/>
         </w:numPr>
         <w:rPr>
@@ -26,7 +213,7 @@
     </w:p>
     <w:p>
       <w:pPr>
-        <w:pStyle w:val="a7"/>
+        <w:pStyle w:val="a9"/>
         <w:numPr>
           <w:ilvl w:val="1"/>
           <w:numId w:val="1"/>
@@ -48,7 +235,7 @@
     </w:p>
     <w:p>
       <w:pPr>
-        <w:pStyle w:val="a7"/>
+        <w:pStyle w:val="a9"/>
         <w:numPr>
           <w:ilvl w:val="2"/>
           <w:numId w:val="1"/>
@@ -70,7 +257,7 @@
     </w:p>
     <w:p>
       <w:pPr>
-        <w:pStyle w:val="a7"/>
+        <w:pStyle w:val="a9"/>
         <w:numPr>
           <w:ilvl w:val="3"/>
           <w:numId w:val="1"/>
@@ -92,7 +279,7 @@
     </w:p>
     <w:p>
       <w:pPr>
-        <w:pStyle w:val="a7"/>
+        <w:pStyle w:val="a9"/>
         <w:numPr>
           <w:ilvl w:val="3"/>
           <w:numId w:val="1"/>
@@ -114,7 +301,7 @@
     </w:p>
     <w:p>
       <w:pPr>
-        <w:pStyle w:val="a7"/>
+        <w:pStyle w:val="a9"/>
         <w:numPr>
           <w:ilvl w:val="3"/>
           <w:numId w:val="1"/>
@@ -145,7 +332,7 @@
     </w:p>
     <w:p>
       <w:pPr>
-        <w:pStyle w:val="a7"/>
+        <w:pStyle w:val="a9"/>
         <w:numPr>
           <w:ilvl w:val="3"/>
           <w:numId w:val="1"/>
@@ -167,7 +354,7 @@
     </w:p>
     <w:p>
       <w:pPr>
-        <w:pStyle w:val="a7"/>
+        <w:pStyle w:val="a9"/>
         <w:numPr>
           <w:ilvl w:val="3"/>
           <w:numId w:val="1"/>
@@ -197,7 +384,7 @@
     </w:p>
     <w:p>
       <w:pPr>
-        <w:pStyle w:val="a7"/>
+        <w:pStyle w:val="a9"/>
         <w:numPr>
           <w:ilvl w:val="3"/>
           <w:numId w:val="1"/>
@@ -235,7 +422,7 @@
     </w:p>
     <w:p>
       <w:pPr>
-        <w:pStyle w:val="a7"/>
+        <w:pStyle w:val="a9"/>
         <w:numPr>
           <w:ilvl w:val="2"/>
           <w:numId w:val="1"/>
@@ -257,7 +444,7 @@
     </w:p>
     <w:p>
       <w:pPr>
-        <w:pStyle w:val="a7"/>
+        <w:pStyle w:val="a9"/>
         <w:numPr>
           <w:ilvl w:val="2"/>
           <w:numId w:val="1"/>
@@ -279,7 +466,7 @@
     </w:p>
     <w:p>
       <w:pPr>
-        <w:pStyle w:val="a7"/>
+        <w:pStyle w:val="a9"/>
         <w:numPr>
           <w:ilvl w:val="1"/>
           <w:numId w:val="1"/>
@@ -301,7 +488,7 @@
     </w:p>
     <w:p>
       <w:pPr>
-        <w:pStyle w:val="a7"/>
+        <w:pStyle w:val="a9"/>
         <w:numPr>
           <w:ilvl w:val="2"/>
           <w:numId w:val="1"/>
@@ -323,7 +510,7 @@
     </w:p>
     <w:p>
       <w:pPr>
-        <w:pStyle w:val="a7"/>
+        <w:pStyle w:val="a9"/>
         <w:numPr>
           <w:ilvl w:val="2"/>
           <w:numId w:val="1"/>
@@ -345,7 +532,7 @@
     </w:p>
     <w:p>
       <w:pPr>
-        <w:pStyle w:val="a7"/>
+        <w:pStyle w:val="a9"/>
         <w:numPr>
           <w:ilvl w:val="2"/>
           <w:numId w:val="1"/>
@@ -367,7 +554,7 @@
     </w:p>
     <w:p>
       <w:pPr>
-        <w:pStyle w:val="a7"/>
+        <w:pStyle w:val="a9"/>
         <w:numPr>
           <w:ilvl w:val="2"/>
           <w:numId w:val="1"/>
@@ -389,7 +576,7 @@
     </w:p>
     <w:p>
       <w:pPr>
-        <w:pStyle w:val="a7"/>
+        <w:pStyle w:val="a9"/>
         <w:numPr>
           <w:ilvl w:val="2"/>
           <w:numId w:val="1"/>
@@ -411,7 +598,7 @@
     </w:p>
     <w:p>
       <w:pPr>
-        <w:pStyle w:val="a7"/>
+        <w:pStyle w:val="a9"/>
         <w:numPr>
           <w:ilvl w:val="2"/>
           <w:numId w:val="1"/>
@@ -433,7 +620,7 @@
     </w:p>
     <w:p>
       <w:pPr>
-        <w:pStyle w:val="a7"/>
+        <w:pStyle w:val="a9"/>
         <w:numPr>
           <w:ilvl w:val="2"/>
           <w:numId w:val="1"/>
@@ -455,7 +642,7 @@
     </w:p>
     <w:p>
       <w:pPr>
-        <w:pStyle w:val="a7"/>
+        <w:pStyle w:val="a9"/>
         <w:numPr>
           <w:ilvl w:val="1"/>
           <w:numId w:val="1"/>
@@ -477,7 +664,7 @@
     </w:p>
     <w:p>
       <w:pPr>
-        <w:pStyle w:val="a7"/>
+        <w:pStyle w:val="a9"/>
         <w:numPr>
           <w:ilvl w:val="2"/>
           <w:numId w:val="1"/>
@@ -499,7 +686,7 @@
     </w:p>
     <w:p>
       <w:pPr>
-        <w:pStyle w:val="a7"/>
+        <w:pStyle w:val="a9"/>
         <w:numPr>
           <w:ilvl w:val="2"/>
           <w:numId w:val="1"/>
@@ -521,7 +708,7 @@
     </w:p>
     <w:p>
       <w:pPr>
-        <w:pStyle w:val="a7"/>
+        <w:pStyle w:val="a9"/>
         <w:numPr>
           <w:ilvl w:val="2"/>
           <w:numId w:val="1"/>
@@ -543,7 +730,7 @@
     </w:p>
     <w:p>
       <w:pPr>
-        <w:pStyle w:val="a7"/>
+        <w:pStyle w:val="a9"/>
         <w:numPr>
           <w:ilvl w:val="1"/>
           <w:numId w:val="1"/>
@@ -565,7 +752,7 @@
     </w:p>
     <w:p>
       <w:pPr>
-        <w:pStyle w:val="a7"/>
+        <w:pStyle w:val="a9"/>
         <w:numPr>
           <w:ilvl w:val="2"/>
           <w:numId w:val="1"/>
@@ -587,7 +774,7 @@
     </w:p>
     <w:p>
       <w:pPr>
-        <w:pStyle w:val="a7"/>
+        <w:pStyle w:val="a9"/>
         <w:numPr>
           <w:ilvl w:val="2"/>
           <w:numId w:val="1"/>
@@ -609,7 +796,7 @@
     </w:p>
     <w:p>
       <w:pPr>
-        <w:pStyle w:val="a7"/>
+        <w:pStyle w:val="a9"/>
         <w:numPr>
           <w:ilvl w:val="2"/>
           <w:numId w:val="1"/>
@@ -626,7 +813,15 @@
           <w:sz w:val="28"/>
           <w:szCs w:val="28"/>
         </w:rPr>
-        <w:t>Эмбиент?</w:t>
+        <w:t>Эмбиент</w:t>
+      </w:r>
+      <w:r>
+        <w:rPr>
+          <w:rFonts w:ascii="Times New Roman" w:hAnsi="Times New Roman" w:cs="Times New Roman"/>
+          <w:sz w:val="28"/>
+          <w:szCs w:val="28"/>
+        </w:rPr>
+        <w:t>?</w:t>
       </w:r>
     </w:p>
     <w:p>
@@ -649,7 +844,7 @@
 </file>
 
 <file path=word/numbering.xml><?xml version="1.0" encoding="utf-8"?>
-<w:numbering xmlns:wpc="http://schemas.microsoft.com/office/word/2010/wordprocessingCanvas" xmlns:cx="http://schemas.microsoft.com/office/drawing/2014/chartex" xmlns:cx1="http://schemas.microsoft.com/office/drawing/2015/9/8/chartex" xmlns:cx2="http://schemas.microsoft.com/office/drawing/2015/10/21/chartex" xmlns:cx3="http://schemas.microsoft.com/office/drawing/2016/5/9/chartex" xmlns:cx4="http://schemas.microsoft.com/office/drawing/2016/5/10/chartex" xmlns:cx5="http://schemas.microsoft.com/office/drawing/2016/5/11/chartex" xmlns:cx6="http://schemas.microsoft.com/office/drawing/2016/5/12/chartex" xmlns:cx7="http://schemas.microsoft.com/office/drawing/2016/5/13/chartex" xmlns:cx8="http://schemas.microsoft.com/office/drawing/2016/5/14/chartex" xmlns:mc="http://schemas.openxmlformats.org/markup-compatibility/2006" xmlns:aink="http://schemas.microsoft.com/office/drawing/2016/ink" xmlns:am3d="http://schemas.microsoft.com/office/drawing/2017/model3d" xmlns:o="urn:schemas-microsoft-com:office:office" xmlns:oel="http://schemas.microsoft.com/office/2019/extlst" xmlns:r="http://schemas.openxmlformats.org/officeDocument/2006/relationships" xmlns:m="http://schemas.openxmlformats.org/officeDocument/2006/math" xmlns:v="urn:schemas-microsoft-com:vml" xmlns:wp14="http://schemas.microsoft.com/office/word/2010/wordprocessingDrawing" xmlns:wp="http://schemas.openxmlformats.org/drawingml/2006/wordprocessingDrawing" xmlns:w10="urn:schemas-microsoft-com:office:word" xmlns:w="http://schemas.openxmlformats.org/wordprocessingml/2006/main" xmlns:w14="http://schemas.microsoft.com/office/word/2010/wordml" xmlns:w15="http://schemas.microsoft.com/office/word/2012/wordml" xmlns:w16cex="http://schemas.microsoft.com/office/word/2018/wordml/cex" xmlns:w16cid="http://schemas.microsoft.com/office/word/2016/wordml/cid" xmlns:w16="http://schemas.microsoft.com/office/word/2018/wordml" xmlns:w16sdtdh="http://schemas.microsoft.com/office/word/2020/wordml/sdtdatahash" xmlns:w16se="http://schemas.microsoft.com/office/word/2015/wordml/symex" xmlns:wpg="http://schemas.microsoft.com/office/word/2010/wordprocessingGroup" xmlns:wpi="http://schemas.microsoft.com/office/word/2010/wordprocessingInk" xmlns:wne="http://schemas.microsoft.com/office/word/2006/wordml" xmlns:wps="http://schemas.microsoft.com/office/word/2010/wordprocessingShape" mc:Ignorable="w14 w15 w16se w16cid w16 w16cex w16sdtdh wp14">
+<w:numbering xmlns:wpc="http://schemas.microsoft.com/office/word/2010/wordprocessingCanvas" xmlns:cx="http://schemas.microsoft.com/office/drawing/2014/chartex" xmlns:cx1="http://schemas.microsoft.com/office/drawing/2015/9/8/chartex" xmlns:cx2="http://schemas.microsoft.com/office/drawing/2015/10/21/chartex" xmlns:cx3="http://schemas.microsoft.com/office/drawing/2016/5/9/chartex" xmlns:cx4="http://schemas.microsoft.com/office/drawing/2016/5/10/chartex" xmlns:cx5="http://schemas.microsoft.com/office/drawing/2016/5/11/chartex" xmlns:cx6="http://schemas.microsoft.com/office/drawing/2016/5/12/chartex" xmlns:cx7="http://schemas.microsoft.com/office/drawing/2016/5/13/chartex" xmlns:cx8="http://schemas.microsoft.com/office/drawing/2016/5/14/chartex" xmlns:mc="http://schemas.openxmlformats.org/markup-compatibility/2006" xmlns:aink="http://schemas.microsoft.com/office/drawing/2016/ink" xmlns:am3d="http://schemas.microsoft.com/office/drawing/2017/model3d" xmlns:o="urn:schemas-microsoft-com:office:office" xmlns:r="http://schemas.openxmlformats.org/officeDocument/2006/relationships" xmlns:m="http://schemas.openxmlformats.org/officeDocument/2006/math" xmlns:v="urn:schemas-microsoft-com:vml" xmlns:wp14="http://schemas.microsoft.com/office/word/2010/wordprocessingDrawing" xmlns:wp="http://schemas.openxmlformats.org/drawingml/2006/wordprocessingDrawing" xmlns:w10="urn:schemas-microsoft-com:office:word" xmlns:w="http://schemas.openxmlformats.org/wordprocessingml/2006/main" xmlns:w14="http://schemas.microsoft.com/office/word/2010/wordml" xmlns:w15="http://schemas.microsoft.com/office/word/2012/wordml" xmlns:w16cex="http://schemas.microsoft.com/office/word/2018/wordml/cex" xmlns:w16cid="http://schemas.microsoft.com/office/word/2016/wordml/cid" xmlns:w16="http://schemas.microsoft.com/office/word/2018/wordml" xmlns:w16sdtdh="http://schemas.microsoft.com/office/word/2020/wordml/sdtdatahash" xmlns:w16se="http://schemas.microsoft.com/office/word/2015/wordml/symex" xmlns:wpg="http://schemas.microsoft.com/office/word/2010/wordprocessingGroup" xmlns:wpi="http://schemas.microsoft.com/office/word/2010/wordprocessingInk" xmlns:wne="http://schemas.microsoft.com/office/word/2006/wordml" xmlns:wps="http://schemas.microsoft.com/office/word/2010/wordprocessingShape" mc:Ignorable="w14 w15 w16se w16cid w16 w16cex w16sdtdh wp14">
   <w:abstractNum w:abstractNumId="0" w15:restartNumberingAfterBreak="0">
     <w:nsid w:val="10E66857"/>
     <w:multiLevelType w:val="multilevel"/>
@@ -736,8 +931,240 @@
       </w:pPr>
     </w:lvl>
   </w:abstractNum>
-  <w:num w:numId="1" w16cid:durableId="1951665362">
+  <w:abstractNum w:abstractNumId="1" w15:restartNumberingAfterBreak="0">
+    <w:nsid w:val="659D7A81"/>
+    <w:multiLevelType w:val="hybridMultilevel"/>
+    <w:tmpl w:val="EAF42A7E"/>
+    <w:lvl w:ilvl="0" w:tplc="04220001">
+      <w:start w:val="1"/>
+      <w:numFmt w:val="bullet"/>
+      <w:lvlText w:val=""/>
+      <w:lvlJc w:val="left"/>
+      <w:pPr>
+        <w:ind w:left="720" w:hanging="360"/>
+      </w:pPr>
+      <w:rPr>
+        <w:rFonts w:ascii="Symbol" w:hAnsi="Symbol" w:hint="default"/>
+      </w:rPr>
+    </w:lvl>
+    <w:lvl w:ilvl="1" w:tplc="04220003" w:tentative="1">
+      <w:start w:val="1"/>
+      <w:numFmt w:val="bullet"/>
+      <w:lvlText w:val="o"/>
+      <w:lvlJc w:val="left"/>
+      <w:pPr>
+        <w:ind w:left="1440" w:hanging="360"/>
+      </w:pPr>
+      <w:rPr>
+        <w:rFonts w:ascii="Courier New" w:hAnsi="Courier New" w:cs="Courier New" w:hint="default"/>
+      </w:rPr>
+    </w:lvl>
+    <w:lvl w:ilvl="2" w:tplc="04220005" w:tentative="1">
+      <w:start w:val="1"/>
+      <w:numFmt w:val="bullet"/>
+      <w:lvlText w:val=""/>
+      <w:lvlJc w:val="left"/>
+      <w:pPr>
+        <w:ind w:left="2160" w:hanging="360"/>
+      </w:pPr>
+      <w:rPr>
+        <w:rFonts w:ascii="Wingdings" w:hAnsi="Wingdings" w:hint="default"/>
+      </w:rPr>
+    </w:lvl>
+    <w:lvl w:ilvl="3" w:tplc="04220001" w:tentative="1">
+      <w:start w:val="1"/>
+      <w:numFmt w:val="bullet"/>
+      <w:lvlText w:val=""/>
+      <w:lvlJc w:val="left"/>
+      <w:pPr>
+        <w:ind w:left="2880" w:hanging="360"/>
+      </w:pPr>
+      <w:rPr>
+        <w:rFonts w:ascii="Symbol" w:hAnsi="Symbol" w:hint="default"/>
+      </w:rPr>
+    </w:lvl>
+    <w:lvl w:ilvl="4" w:tplc="04220003" w:tentative="1">
+      <w:start w:val="1"/>
+      <w:numFmt w:val="bullet"/>
+      <w:lvlText w:val="o"/>
+      <w:lvlJc w:val="left"/>
+      <w:pPr>
+        <w:ind w:left="3600" w:hanging="360"/>
+      </w:pPr>
+      <w:rPr>
+        <w:rFonts w:ascii="Courier New" w:hAnsi="Courier New" w:cs="Courier New" w:hint="default"/>
+      </w:rPr>
+    </w:lvl>
+    <w:lvl w:ilvl="5" w:tplc="04220005" w:tentative="1">
+      <w:start w:val="1"/>
+      <w:numFmt w:val="bullet"/>
+      <w:lvlText w:val=""/>
+      <w:lvlJc w:val="left"/>
+      <w:pPr>
+        <w:ind w:left="4320" w:hanging="360"/>
+      </w:pPr>
+      <w:rPr>
+        <w:rFonts w:ascii="Wingdings" w:hAnsi="Wingdings" w:hint="default"/>
+      </w:rPr>
+    </w:lvl>
+    <w:lvl w:ilvl="6" w:tplc="04220001" w:tentative="1">
+      <w:start w:val="1"/>
+      <w:numFmt w:val="bullet"/>
+      <w:lvlText w:val=""/>
+      <w:lvlJc w:val="left"/>
+      <w:pPr>
+        <w:ind w:left="5040" w:hanging="360"/>
+      </w:pPr>
+      <w:rPr>
+        <w:rFonts w:ascii="Symbol" w:hAnsi="Symbol" w:hint="default"/>
+      </w:rPr>
+    </w:lvl>
+    <w:lvl w:ilvl="7" w:tplc="04220003" w:tentative="1">
+      <w:start w:val="1"/>
+      <w:numFmt w:val="bullet"/>
+      <w:lvlText w:val="o"/>
+      <w:lvlJc w:val="left"/>
+      <w:pPr>
+        <w:ind w:left="5760" w:hanging="360"/>
+      </w:pPr>
+      <w:rPr>
+        <w:rFonts w:ascii="Courier New" w:hAnsi="Courier New" w:cs="Courier New" w:hint="default"/>
+      </w:rPr>
+    </w:lvl>
+    <w:lvl w:ilvl="8" w:tplc="04220005" w:tentative="1">
+      <w:start w:val="1"/>
+      <w:numFmt w:val="bullet"/>
+      <w:lvlText w:val=""/>
+      <w:lvlJc w:val="left"/>
+      <w:pPr>
+        <w:ind w:left="6480" w:hanging="360"/>
+      </w:pPr>
+      <w:rPr>
+        <w:rFonts w:ascii="Wingdings" w:hAnsi="Wingdings" w:hint="default"/>
+      </w:rPr>
+    </w:lvl>
+  </w:abstractNum>
+  <w:abstractNum w:abstractNumId="2" w15:restartNumberingAfterBreak="0">
+    <w:nsid w:val="73A71404"/>
+    <w:multiLevelType w:val="hybridMultilevel"/>
+    <w:tmpl w:val="1206DB14"/>
+    <w:lvl w:ilvl="0" w:tplc="04220001">
+      <w:start w:val="1"/>
+      <w:numFmt w:val="bullet"/>
+      <w:lvlText w:val=""/>
+      <w:lvlJc w:val="left"/>
+      <w:pPr>
+        <w:ind w:left="1080" w:hanging="360"/>
+      </w:pPr>
+      <w:rPr>
+        <w:rFonts w:ascii="Symbol" w:hAnsi="Symbol" w:hint="default"/>
+      </w:rPr>
+    </w:lvl>
+    <w:lvl w:ilvl="1" w:tplc="04220003" w:tentative="1">
+      <w:start w:val="1"/>
+      <w:numFmt w:val="bullet"/>
+      <w:lvlText w:val="o"/>
+      <w:lvlJc w:val="left"/>
+      <w:pPr>
+        <w:ind w:left="1800" w:hanging="360"/>
+      </w:pPr>
+      <w:rPr>
+        <w:rFonts w:ascii="Courier New" w:hAnsi="Courier New" w:cs="Courier New" w:hint="default"/>
+      </w:rPr>
+    </w:lvl>
+    <w:lvl w:ilvl="2" w:tplc="04220005" w:tentative="1">
+      <w:start w:val="1"/>
+      <w:numFmt w:val="bullet"/>
+      <w:lvlText w:val=""/>
+      <w:lvlJc w:val="left"/>
+      <w:pPr>
+        <w:ind w:left="2520" w:hanging="360"/>
+      </w:pPr>
+      <w:rPr>
+        <w:rFonts w:ascii="Wingdings" w:hAnsi="Wingdings" w:hint="default"/>
+      </w:rPr>
+    </w:lvl>
+    <w:lvl w:ilvl="3" w:tplc="04220001" w:tentative="1">
+      <w:start w:val="1"/>
+      <w:numFmt w:val="bullet"/>
+      <w:lvlText w:val=""/>
+      <w:lvlJc w:val="left"/>
+      <w:pPr>
+        <w:ind w:left="3240" w:hanging="360"/>
+      </w:pPr>
+      <w:rPr>
+        <w:rFonts w:ascii="Symbol" w:hAnsi="Symbol" w:hint="default"/>
+      </w:rPr>
+    </w:lvl>
+    <w:lvl w:ilvl="4" w:tplc="04220003" w:tentative="1">
+      <w:start w:val="1"/>
+      <w:numFmt w:val="bullet"/>
+      <w:lvlText w:val="o"/>
+      <w:lvlJc w:val="left"/>
+      <w:pPr>
+        <w:ind w:left="3960" w:hanging="360"/>
+      </w:pPr>
+      <w:rPr>
+        <w:rFonts w:ascii="Courier New" w:hAnsi="Courier New" w:cs="Courier New" w:hint="default"/>
+      </w:rPr>
+    </w:lvl>
+    <w:lvl w:ilvl="5" w:tplc="04220005" w:tentative="1">
+      <w:start w:val="1"/>
+      <w:numFmt w:val="bullet"/>
+      <w:lvlText w:val=""/>
+      <w:lvlJc w:val="left"/>
+      <w:pPr>
+        <w:ind w:left="4680" w:hanging="360"/>
+      </w:pPr>
+      <w:rPr>
+        <w:rFonts w:ascii="Wingdings" w:hAnsi="Wingdings" w:hint="default"/>
+      </w:rPr>
+    </w:lvl>
+    <w:lvl w:ilvl="6" w:tplc="04220001" w:tentative="1">
+      <w:start w:val="1"/>
+      <w:numFmt w:val="bullet"/>
+      <w:lvlText w:val=""/>
+      <w:lvlJc w:val="left"/>
+      <w:pPr>
+        <w:ind w:left="5400" w:hanging="360"/>
+      </w:pPr>
+      <w:rPr>
+        <w:rFonts w:ascii="Symbol" w:hAnsi="Symbol" w:hint="default"/>
+      </w:rPr>
+    </w:lvl>
+    <w:lvl w:ilvl="7" w:tplc="04220003" w:tentative="1">
+      <w:start w:val="1"/>
+      <w:numFmt w:val="bullet"/>
+      <w:lvlText w:val="o"/>
+      <w:lvlJc w:val="left"/>
+      <w:pPr>
+        <w:ind w:left="6120" w:hanging="360"/>
+      </w:pPr>
+      <w:rPr>
+        <w:rFonts w:ascii="Courier New" w:hAnsi="Courier New" w:cs="Courier New" w:hint="default"/>
+      </w:rPr>
+    </w:lvl>
+    <w:lvl w:ilvl="8" w:tplc="04220005" w:tentative="1">
+      <w:start w:val="1"/>
+      <w:numFmt w:val="bullet"/>
+      <w:lvlText w:val=""/>
+      <w:lvlJc w:val="left"/>
+      <w:pPr>
+        <w:ind w:left="6840" w:hanging="360"/>
+      </w:pPr>
+      <w:rPr>
+        <w:rFonts w:ascii="Wingdings" w:hAnsi="Wingdings" w:hint="default"/>
+      </w:rPr>
+    </w:lvl>
+  </w:abstractNum>
+  <w:num w:numId="1">
     <w:abstractNumId w:val="0"/>
+  </w:num>
+  <w:num w:numId="2">
+    <w:abstractNumId w:val="2"/>
+  </w:num>
+  <w:num w:numId="3">
+    <w:abstractNumId w:val="1"/>
   </w:num>
 </w:numbering>
 </file>
@@ -1345,6 +1772,7 @@
   <w:style w:type="character" w:default="1" w:styleId="a0">
     <w:name w:val="Default Paragraph Font"/>
     <w:uiPriority w:val="1"/>
+    <w:semiHidden/>
     <w:unhideWhenUsed/>
   </w:style>
   <w:style w:type="table" w:default="1" w:styleId="a1">
@@ -1508,7 +1936,7 @@
     </w:rPr>
   </w:style>
   <w:style w:type="character" w:customStyle="1" w:styleId="a4">
-    <w:name w:val="Заголовок Знак"/>
+    <w:name w:val="Назва Знак"/>
     <w:basedOn w:val="a0"/>
     <w:link w:val="a3"/>
     <w:uiPriority w:val="10"/>
@@ -1543,7 +1971,7 @@
     </w:rPr>
   </w:style>
   <w:style w:type="character" w:customStyle="1" w:styleId="a6">
-    <w:name w:val="Подзаголовок Знак"/>
+    <w:name w:val="Підзаголовок Знак"/>
     <w:basedOn w:val="a0"/>
     <w:link w:val="a5"/>
     <w:uiPriority w:val="11"/>
@@ -1556,11 +1984,11 @@
       <w:szCs w:val="28"/>
     </w:rPr>
   </w:style>
-  <w:style w:type="paragraph" w:styleId="21">
+  <w:style w:type="paragraph" w:styleId="a7">
     <w:name w:val="Quote"/>
     <w:basedOn w:val="a"/>
     <w:next w:val="a"/>
-    <w:link w:val="22"/>
+    <w:link w:val="a8"/>
     <w:uiPriority w:val="29"/>
     <w:qFormat/>
     <w:rsid w:val="001103F7"/>
@@ -1574,10 +2002,10 @@
       <w:color w:val="404040" w:themeColor="text1" w:themeTint="BF"/>
     </w:rPr>
   </w:style>
-  <w:style w:type="character" w:customStyle="1" w:styleId="22">
-    <w:name w:val="Цитата 2 Знак"/>
+  <w:style w:type="character" w:customStyle="1" w:styleId="a8">
+    <w:name w:val="Цитата Знак"/>
     <w:basedOn w:val="a0"/>
-    <w:link w:val="21"/>
+    <w:link w:val="a7"/>
     <w:uiPriority w:val="29"/>
     <w:rsid w:val="001103F7"/>
     <w:rPr>
@@ -1586,7 +2014,7 @@
       <w:color w:val="404040" w:themeColor="text1" w:themeTint="BF"/>
     </w:rPr>
   </w:style>
-  <w:style w:type="paragraph" w:styleId="a7">
+  <w:style w:type="paragraph" w:styleId="a9">
     <w:name w:val="List Paragraph"/>
     <w:basedOn w:val="a"/>
     <w:uiPriority w:val="34"/>
@@ -1597,7 +2025,7 @@
       <w:contextualSpacing/>
     </w:pPr>
   </w:style>
-  <w:style w:type="character" w:styleId="a8">
+  <w:style w:type="character" w:styleId="aa">
     <w:name w:val="Intense Emphasis"/>
     <w:basedOn w:val="a0"/>
     <w:uiPriority w:val="21"/>
@@ -1609,11 +2037,11 @@
       <w:color w:val="0F4761" w:themeColor="accent1" w:themeShade="BF"/>
     </w:rPr>
   </w:style>
-  <w:style w:type="paragraph" w:styleId="a9">
+  <w:style w:type="paragraph" w:styleId="ab">
     <w:name w:val="Intense Quote"/>
     <w:basedOn w:val="a"/>
     <w:next w:val="a"/>
-    <w:link w:val="aa"/>
+    <w:link w:val="ac"/>
     <w:uiPriority w:val="30"/>
     <w:qFormat/>
     <w:rsid w:val="001103F7"/>
@@ -1632,10 +2060,10 @@
       <w:color w:val="0F4761" w:themeColor="accent1" w:themeShade="BF"/>
     </w:rPr>
   </w:style>
-  <w:style w:type="character" w:customStyle="1" w:styleId="aa">
-    <w:name w:val="Выделенная цитата Знак"/>
+  <w:style w:type="character" w:customStyle="1" w:styleId="ac">
+    <w:name w:val="Насичена цитата Знак"/>
     <w:basedOn w:val="a0"/>
-    <w:link w:val="a9"/>
+    <w:link w:val="ab"/>
     <w:uiPriority w:val="30"/>
     <w:rsid w:val="001103F7"/>
     <w:rPr>
@@ -1644,7 +2072,7 @@
       <w:color w:val="0F4761" w:themeColor="accent1" w:themeShade="BF"/>
     </w:rPr>
   </w:style>
-  <w:style w:type="character" w:styleId="ab">
+  <w:style w:type="character" w:styleId="ad">
     <w:name w:val="Intense Reference"/>
     <w:basedOn w:val="a0"/>
     <w:uiPriority w:val="32"/>
@@ -1656,6 +2084,19 @@
       <w:smallCaps/>
       <w:color w:val="0F4761" w:themeColor="accent1" w:themeShade="BF"/>
       <w:spacing w:val="5"/>
+    </w:rPr>
+  </w:style>
+  <w:style w:type="character" w:styleId="HTML">
+    <w:name w:val="HTML Code"/>
+    <w:basedOn w:val="a0"/>
+    <w:uiPriority w:val="99"/>
+    <w:semiHidden/>
+    <w:unhideWhenUsed/>
+    <w:rsid w:val="00A6237E"/>
+    <w:rPr>
+      <w:rFonts w:ascii="Courier New" w:eastAsia="Times New Roman" w:hAnsi="Courier New" w:cs="Courier New"/>
+      <w:sz w:val="20"/>
+      <w:szCs w:val="20"/>
     </w:rPr>
   </w:style>
 </w:styles>
@@ -1954,4 +2395,16 @@
     </a:ext>
   </a:extLst>
 </a:theme>
+</file>
+
+<file path=customXml/item1.xml><?xml version="1.0" encoding="utf-8"?>
+<b:Sources xmlns:b="http://schemas.openxmlformats.org/officeDocument/2006/bibliography" xmlns="http://schemas.openxmlformats.org/officeDocument/2006/bibliography" SelectedStyle="\APASixthEditionOfficeOnline.xsl" StyleName="APA" Version="6"/>
+</file>
+
+<file path=customXml/itemProps1.xml><?xml version="1.0" encoding="utf-8"?>
+<ds:datastoreItem xmlns:ds="http://schemas.openxmlformats.org/officeDocument/2006/customXml" ds:itemID="{A4DF1E05-AFBC-4104-A114-9C809A76A593}">
+  <ds:schemaRefs>
+    <ds:schemaRef ds:uri="http://schemas.openxmlformats.org/officeDocument/2006/bibliography"/>
+  </ds:schemaRefs>
+</ds:datastoreItem>
 </file>